--- a/storage/d14b75d6-d13f-45fa-8f86-ba460f9e1077.docx
+++ b/storage/d14b75d6-d13f-45fa-8f86-ba460f9e1077.docx
@@ -6,7 +6,7 @@
     <w:p>
       <w:pPr>
         <w:pStyle w:val="Normal"/>
-        <w:spacing w:before="274" w:after="274"/>
+        <w:spacing w:before="284" w:after="284"/>
         <w:ind w:left="0"/>
         <w:jc w:val="left"/>
       </w:pPr>
@@ -24,7 +24,7 @@
     <w:p>
       <w:pPr>
         <w:pStyle w:val="Normal"/>
-        <w:spacing w:before="274" w:after="274"/>
+        <w:spacing w:before="284" w:after="284"/>
         <w:ind w:left="0"/>
         <w:jc w:val="left"/>
       </w:pPr>
@@ -41,7 +41,7 @@
     <w:p>
       <w:pPr>
         <w:pStyle w:val="Normal"/>
-        <w:spacing w:before="274" w:after="274"/>
+        <w:spacing w:before="284" w:after="284"/>
         <w:ind w:left="0"/>
         <w:jc w:val="left"/>
       </w:pPr>
@@ -59,7 +59,7 @@
     <w:p>
       <w:pPr>
         <w:pStyle w:val="Normal"/>
-        <w:spacing w:before="274" w:after="274"/>
+        <w:spacing w:before="284" w:after="284"/>
         <w:ind w:left="0"/>
         <w:jc w:val="left"/>
       </w:pPr>
@@ -76,7 +76,7 @@
     <w:p>
       <w:pPr>
         <w:pStyle w:val="Normal"/>
-        <w:spacing w:before="274" w:after="274"/>
+        <w:spacing w:before="284" w:after="284"/>
         <w:ind w:left="0"/>
         <w:jc w:val="left"/>
       </w:pPr>
@@ -93,10 +93,17 @@
     <w:p>
       <w:pPr>
         <w:pStyle w:val="Normal"/>
-        <w:spacing w:before="274" w:after="274"/>
+        <w:spacing w:before="284" w:after="284"/>
         <w:ind w:left="0"/>
         <w:jc w:val="left"/>
       </w:pPr>
+      <w:r>
+        <w:rPr>
+          <w:rFonts w:ascii="Times New Roman" w:hAnsi="Times New Roman"/>
+          <w:color w:val="000000"/>
+        </w:rPr>
+        <w:t> {{ personal_number }} </w:t>
+      </w:r>
       <w:r>
         <w:br/>
       </w:r>
